--- a/07_Student_Communication_and_Showcase/TAS2O_Communication_Templates_Package_AI_Enhanced.docx
+++ b/07_Student_Communication_and_Showcase/TAS2O_Communication_Templates_Package_AI_Enhanced.docx
@@ -114,7 +114,7 @@
                 <w:b w:val="0"/>
                 <w:sz w:val="18"/>
               </w:rPr>
-              <w:t>[Insert School Name]</w:t>
+              <w:t>Webtree Academy</w:t>
             </w:r>
           </w:p>
         </w:tc>
@@ -148,7 +148,7 @@
                 <w:b w:val="0"/>
                 <w:sz w:val="18"/>
               </w:rPr>
-              <w:t>[Insert BSID]</w:t>
+              <w:t>883796</w:t>
             </w:r>
           </w:p>
         </w:tc>
@@ -182,7 +182,7 @@
                 <w:b w:val="0"/>
                 <w:sz w:val="18"/>
               </w:rPr>
-              <w:t>[Insert Principal Name]</w:t>
+              <w:t>Henry Michels</w:t>
             </w:r>
           </w:p>
         </w:tc>
@@ -216,7 +216,7 @@
                 <w:b w:val="0"/>
                 <w:sz w:val="18"/>
               </w:rPr>
-              <w:t>[Insert Teacher Name]</w:t>
+              <w:t>Carlos Chen</w:t>
             </w:r>
           </w:p>
         </w:tc>
@@ -8426,7 +8426,7 @@
       <w:jc w:val="center"/>
     </w:pPr>
     <w:r>
-      <w:t>TAS2O Communication Templates Package | [Insert School Name] | Confidential school use</w:t>
+      <w:t>TAS2O Communication Templates Package | Webtree Academy | Confidential school use</w:t>
     </w:r>
   </w:p>
 </w:ftr>

--- a/07_Student_Communication_and_Showcase/TAS2O_Communication_Templates_Package_AI_Enhanced.docx
+++ b/07_Student_Communication_and_Showcase/TAS2O_Communication_Templates_Package_AI_Enhanced.docx
@@ -250,7 +250,7 @@
                 <w:b w:val="0"/>
                 <w:sz w:val="18"/>
               </w:rPr>
-              <w:t>[Insert Section / Term]</w:t>
+              <w:t>Summer 2026 / Term 1 / Term 2</w:t>
             </w:r>
           </w:p>
         </w:tc>
@@ -352,7 +352,7 @@
                 <w:b w:val="0"/>
                 <w:sz w:val="18"/>
               </w:rPr>
-              <w:t>[Insert Date]</w:t>
+              <w:t>2026-05-12</w:t>
             </w:r>
           </w:p>
         </w:tc>
@@ -2804,12 +2804,12 @@
     </w:p>
     <w:p>
       <w:r>
-        <w:t>[Teacher Name]</w:t>
+        <w:t>Carlos Chen</w:t>
       </w:r>
     </w:p>
     <w:p>
       <w:r>
-        <w:t>[School Name]</w:t>
+        <w:t>Webtree Academy</w:t>
       </w:r>
     </w:p>
     <w:p/>
@@ -3105,7 +3105,7 @@
     <w:p/>
     <w:p>
       <w:r>
-        <w:t>[Teacher Name]</w:t>
+        <w:t>Carlos Chen</w:t>
       </w:r>
     </w:p>
     <w:p/>
@@ -3370,7 +3370,7 @@
     <w:p/>
     <w:p>
       <w:r>
-        <w:t>Please return the signed form by [date]. If you have questions about the course activities, safety controls, AI use, or assessment expectations, please contact [Teacher Name] at [email].</w:t>
+        <w:t>Please return the signed form by [date]. If you have questions about the course activities, safety controls, AI use, or assessment expectations, please contact Carlos Chen at [email].</w:t>
       </w:r>
     </w:p>
     <w:p/>
@@ -3381,7 +3381,7 @@
     </w:p>
     <w:p>
       <w:r>
-        <w:t>[Teacher Name]</w:t>
+        <w:t>Carlos Chen</w:t>
       </w:r>
     </w:p>
     <w:p/>
@@ -3657,7 +3657,7 @@
     </w:p>
     <w:p>
       <w:r>
-        <w:t>[Teacher Name]</w:t>
+        <w:t>Carlos Chen</w:t>
       </w:r>
     </w:p>
     <w:p/>
@@ -3958,7 +3958,7 @@
     </w:p>
     <w:p>
       <w:r>
-        <w:t>[Teacher Name]</w:t>
+        <w:t>Carlos Chen</w:t>
       </w:r>
     </w:p>
     <w:p/>
@@ -4205,7 +4205,7 @@
     <w:p/>
     <w:p>
       <w:r>
-        <w:t>Hello [IT/Admin Name],</w:t>
+        <w:t>Hello Henry Michels,</w:t>
       </w:r>
     </w:p>
     <w:p/>
@@ -4265,7 +4265,7 @@
     </w:p>
     <w:p>
       <w:r>
-        <w:t>[Teacher Name]</w:t>
+        <w:t>Carlos Chen</w:t>
       </w:r>
     </w:p>
     <w:p/>
@@ -4561,7 +4561,7 @@
     <w:p/>
     <w:p>
       <w:r>
-        <w:t>[Teacher Name]</w:t>
+        <w:t>Carlos Chen</w:t>
       </w:r>
     </w:p>
     <w:p/>
@@ -4826,7 +4826,7 @@
     <w:p/>
     <w:p>
       <w:r>
-        <w:t>Please return the completed form by [date]. Contact [Teacher Name] at [email] if you need another copy or have questions.</w:t>
+        <w:t>Please return the completed form by [date]. Contact Carlos Chen at [email] if you need another copy or have questions.</w:t>
       </w:r>
     </w:p>
     <w:p/>
@@ -4837,7 +4837,7 @@
     </w:p>
     <w:p>
       <w:r>
-        <w:t>[Teacher Name]</w:t>
+        <w:t>Carlos Chen</w:t>
       </w:r>
     </w:p>
     <w:p/>
@@ -5124,7 +5124,7 @@
     </w:p>
     <w:p>
       <w:r>
-        <w:t>[Teacher Name]</w:t>
+        <w:t>Carlos Chen</w:t>
       </w:r>
     </w:p>
     <w:p/>
@@ -5431,7 +5431,7 @@
     </w:p>
     <w:p>
       <w:r>
-        <w:t>[Teacher Name]</w:t>
+        <w:t>Carlos Chen</w:t>
       </w:r>
     </w:p>
     <w:p/>
@@ -5707,7 +5707,7 @@
     </w:p>
     <w:p>
       <w:r>
-        <w:t>[Teacher Name / Principal Name]</w:t>
+        <w:t>Carlos Chen / Henry Michels</w:t>
       </w:r>
     </w:p>
     <w:p/>
@@ -5983,7 +5983,7 @@
     </w:p>
     <w:p>
       <w:r>
-        <w:t>[Teacher Name / Office]</w:t>
+        <w:t>Carlos Chen / info@webtreeedu.com</w:t>
       </w:r>
     </w:p>
     <w:p/>
@@ -6230,7 +6230,7 @@
     <w:p/>
     <w:p>
       <w:r>
-        <w:t>Dear [Principal / Academic Lead],</w:t>
+        <w:t>Dear Henry Michels,</w:t>
       </w:r>
     </w:p>
     <w:p/>
@@ -6341,7 +6341,7 @@
     </w:p>
     <w:p>
       <w:r>
-        <w:t>[Teacher / Course Developer]</w:t>
+        <w:t>Carlos Chen</w:t>
       </w:r>
     </w:p>
     <w:p/>
@@ -6651,7 +6651,7 @@
     <w:p/>
     <w:p>
       <w:r>
-        <w:t>Please contact [Principal / Teacher] if additional evidence is required.</w:t>
+        <w:t>Please contact Henry Michels / Carlos Chen if additional evidence is required.</w:t>
       </w:r>
     </w:p>
     <w:p/>
@@ -6662,7 +6662,7 @@
     </w:p>
     <w:p>
       <w:r>
-        <w:t>[Name / Role]</w:t>
+        <w:t>Name / Role</w:t>
       </w:r>
     </w:p>
     <w:p/>
@@ -6958,7 +6958,7 @@
     <w:p/>
     <w:p>
       <w:r>
-        <w:t>Please contact [Teacher / Principal] if you have questions about the final report.</w:t>
+        <w:t>Please contact Carlos Chen / Henry Michels if you have questions about the final report.</w:t>
       </w:r>
     </w:p>
     <w:p/>

--- a/07_Student_Communication_and_Showcase/TAS2O_Communication_Templates_Package_AI_Enhanced.docx
+++ b/07_Student_Communication_and_Showcase/TAS2O_Communication_Templates_Package_AI_Enhanced.docx
@@ -284,7 +284,7 @@
                 <w:b w:val="0"/>
                 <w:sz w:val="18"/>
               </w:rPr>
-              <w:t>[Insert Dates]</w:t>
+              <w:t>Summer 2026 / Term 1 / Term 2 (see school calendar)</w:t>
             </w:r>
           </w:p>
         </w:tc>
@@ -318,7 +318,7 @@
                 <w:b w:val="0"/>
                 <w:sz w:val="18"/>
               </w:rPr>
-              <w:t>[Insert Name / Role]</w:t>
+              <w:t>Carlos Chen / TAS2O Teacher</w:t>
             </w:r>
           </w:p>
         </w:tc>
@@ -3370,7 +3370,7 @@
     <w:p/>
     <w:p>
       <w:r>
-        <w:t>Please return the signed form by [date]. If you have questions about the course activities, safety controls, AI use, or assessment expectations, please contact Carlos Chen at [email].</w:t>
+        <w:t>Please return the signed form by date. If you have questions about the course activities, safety controls, AI use, or assessment expectations, please contact Carlos Chen at email.</w:t>
       </w:r>
     </w:p>
     <w:p/>
@@ -4211,13 +4211,13 @@
     <w:p/>
     <w:p>
       <w:r>
-        <w:t>Please support the setup of TAS2O technology access for [semester/section]. The course requires access to the following platforms and tools:</w:t>
+        <w:t>Please support the setup of TAS2O technology access for Semester/section. The course requires access to the following platforms and tools:</w:t>
       </w:r>
     </w:p>
     <w:p/>
     <w:p>
       <w:r>
-        <w:t>- LMS or class platform: [Google Classroom / Microsoft Teams / other]</w:t>
+        <w:t>- LMS or class platform: Google Classroom / Microsoft Teams / other</w:t>
       </w:r>
     </w:p>
     <w:p>
@@ -4227,22 +4227,22 @@
     </w:p>
     <w:p>
       <w:r>
-        <w:t>- CAD / design tools: [Tinkercad / Onshape / SketchUp / other]</w:t>
+        <w:t>- CAD / design tools: Tinkercad / Onshape / SketchUp / other</w:t>
       </w:r>
     </w:p>
     <w:p>
       <w:r>
-        <w:t>- Circuit / coding tools: [MakeCode / Tinkercad Circuits / Arduino IDE / other]</w:t>
+        <w:t>- Circuit / coding tools: MakeCode / Tinkercad Circuits / Arduino IDE / other</w:t>
       </w:r>
     </w:p>
     <w:p>
       <w:r>
-        <w:t>- Approved AI tool access: [insert approved tools]</w:t>
+        <w:t>- Approved AI tool access: Approved tools</w:t>
       </w:r>
     </w:p>
     <w:p>
       <w:r>
-        <w:t>- Presentation tools: [Google Slides / PowerPoint / Canva / other]</w:t>
+        <w:t>- Presentation tools: Google Slides / PowerPoint / Canva / other</w:t>
       </w:r>
     </w:p>
     <w:p/>
@@ -4254,7 +4254,7 @@
     <w:p/>
     <w:p>
       <w:r>
-        <w:t>Requested completion date: [date]</w:t>
+        <w:t>Requested completion date: date</w:t>
       </w:r>
     </w:p>
     <w:p/>
@@ -4518,12 +4518,12 @@
     <w:p/>
     <w:p>
       <w:r>
-        <w:t>1. Log in to the course LMS: [link]</w:t>
+        <w:t>1. Log in to the course LMS: Link</w:t>
       </w:r>
     </w:p>
     <w:p>
       <w:r>
-        <w:t>2. Open your TAS2O portfolio folder: [link or instructions]</w:t>
+        <w:t>2. Open your TAS2O portfolio folder: Link or instructions</w:t>
       </w:r>
     </w:p>
     <w:p>
@@ -4533,17 +4533,17 @@
     </w:p>
     <w:p>
       <w:r>
-        <w:t>4. Confirm access to design/CAD platform: [tool/link]</w:t>
+        <w:t>4. Confirm access to design/CAD platform: Tool/link</w:t>
       </w:r>
     </w:p>
     <w:p>
       <w:r>
-        <w:t>5. Confirm access to coding/simulation platform: [tool/link]</w:t>
+        <w:t>5. Confirm access to coding/simulation platform: Tool/link</w:t>
       </w:r>
     </w:p>
     <w:p>
       <w:r>
-        <w:t>6. Submit the First Week Technology Check form by [date].</w:t>
+        <w:t>6. Submit the First Week Technology Check form by date.</w:t>
       </w:r>
     </w:p>
     <w:p/>
@@ -4814,7 +4814,7 @@
     <w:p/>
     <w:p>
       <w:r>
-        <w:t>Our records show that we have not yet received the required [Parent Consent / Safety Contract / Photo-Video Consent / other] form for [Student Name].</w:t>
+        <w:t>Our records show that we have not yet received the required Parent Consent / Safety Contract / Photo-Video Consent / other form for Student Name.</w:t>
       </w:r>
     </w:p>
     <w:p/>
@@ -4826,7 +4826,7 @@
     <w:p/>
     <w:p>
       <w:r>
-        <w:t>Please return the completed form by [date]. Contact Carlos Chen at [email] if you need another copy or have questions.</w:t>
+        <w:t>Please return the completed form by date. Contact Carlos Chen at email if you need another copy or have questions.</w:t>
       </w:r>
     </w:p>
     <w:p/>
@@ -5084,13 +5084,13 @@
     <w:p/>
     <w:p>
       <w:r>
-        <w:t>Dear [Student Name] and parent/guardian,</w:t>
+        <w:t>Dear Student Name and parent/guardian,</w:t>
       </w:r>
     </w:p>
     <w:p/>
     <w:p>
       <w:r>
-        <w:t>This message is to document that [Student Name] has missed [number] TAS2O class period(s) or [number] instructional hour(s). Because TAS2O is a 110-hour credit course with practical, safety, and project-based learning, missed time may affect the student's ability to complete required learning evidence.</w:t>
+        <w:t>This message is to document that Student Name has missed Number TAS2O class period(s) or Number instructional hour(s). Because TAS2O is a 110-hour credit course with practical, safety, and project-based learning, missed time may affect the student's ability to complete required learning evidence.</w:t>
       </w:r>
     </w:p>
     <w:p/>
@@ -5101,13 +5101,13 @@
     </w:p>
     <w:p>
       <w:r>
-        <w:t>[Insert required make-up task, conference, safety review, portfolio work, or supervised practical time]</w:t>
+        <w:t>Required make-up task, conference, safety review, portfolio work, or supervised practical time</w:t>
       </w:r>
     </w:p>
     <w:p/>
     <w:p>
       <w:r>
-        <w:t>Due date / completion window: [date]</w:t>
+        <w:t>Due date / completion window: date</w:t>
       </w:r>
     </w:p>
     <w:p/>
@@ -5377,7 +5377,7 @@
     <w:p/>
     <w:p>
       <w:r>
-        <w:t>TAS2O students are now working on [unit/project name]. This project assesses design thinking, safe practical work, documentation, communication, and application of technology skills.</w:t>
+        <w:t>TAS2O students are now working on Unit/project name. This project assesses design thinking, safe practical work, documentation, communication, and application of technology skills.</w:t>
       </w:r>
     </w:p>
     <w:p/>
@@ -5388,17 +5388,17 @@
     </w:p>
     <w:p>
       <w:r>
-        <w:t>- [evidence item 1]</w:t>
+        <w:t>- Evidence item 1</w:t>
       </w:r>
     </w:p>
     <w:p>
       <w:r>
-        <w:t>- [evidence item 2]</w:t>
+        <w:t>- Evidence item 2</w:t>
       </w:r>
     </w:p>
     <w:p>
       <w:r>
-        <w:t>- [evidence item 3]</w:t>
+        <w:t>- Evidence item 3</w:t>
       </w:r>
     </w:p>
     <w:p>
@@ -5414,7 +5414,7 @@
     <w:p/>
     <w:p>
       <w:r>
-        <w:t>Upcoming due date: [date]</w:t>
+        <w:t>Upcoming due date: date</w:t>
       </w:r>
     </w:p>
     <w:p/>
@@ -5684,7 +5684,7 @@
     <w:p/>
     <w:p>
       <w:r>
-        <w:t>You are invited to attend the TAS2O Capstone Demo Day on [date] from [time] to [time] at [location]. Students will present their final technology design projects, explain their design process, demonstrate their prototypes where safe and appropriate, and reflect on how they used AI responsibly as a learning support.</w:t>
+        <w:t>You are invited to attend the TAS2O Capstone Demo Day on date from Time to Time at Location. Students will present their final technology design projects, explain their design process, demonstrate their prototypes where safe and appropriate, and reflect on how they used AI responsibly as a learning support.</w:t>
       </w:r>
     </w:p>
     <w:p/>
@@ -5960,13 +5960,13 @@
     <w:p/>
     <w:p>
       <w:r>
-        <w:t>Thank you for covering TAS2O on [date]. This is a hands-on technology course; however, no tools, heat-based equipment, soldering, 3D printers, electronics kits, or practical prototype testing may be used during substitute coverage unless the substitute has been specifically authorized and trained by the school.</w:t>
+        <w:t>Thank you for covering TAS2O on date. This is a hands-on technology course; however, no tools, heat-based equipment, soldering, 3D printers, electronics kits, or practical prototype testing may be used during substitute coverage unless the substitute has been specifically authorized and trained by the school.</w:t>
       </w:r>
     </w:p>
     <w:p/>
     <w:p>
       <w:r>
-        <w:t>Please use the attached no-tool lesson plan: [lesson title]. Students may work on research, portfolio writing, design sketches, safety review, AI ethics reflection, or presentation planning.</w:t>
+        <w:t>Please use the attached no-tool lesson plan: Lesson title. Students may work on research, portfolio writing, design sketches, safety review, AI ethics reflection, or presentation planning.</w:t>
       </w:r>
     </w:p>
     <w:p/>
@@ -6308,7 +6308,7 @@
     </w:p>
     <w:p>
       <w:r>
-        <w:t>[Insert list]</w:t>
+        <w:t>List</w:t>
       </w:r>
     </w:p>
     <w:p/>
@@ -6319,7 +6319,7 @@
     </w:p>
     <w:p>
       <w:r>
-        <w:t>[Insert evidence summary]</w:t>
+        <w:t>Evidence summary</w:t>
       </w:r>
     </w:p>
     <w:p/>
@@ -6330,7 +6330,7 @@
     </w:p>
     <w:p>
       <w:r>
-        <w:t>[Insert action]</w:t>
+        <w:t>Action</w:t>
       </w:r>
     </w:p>
     <w:p/>
@@ -6588,7 +6588,7 @@
     <w:p/>
     <w:p>
       <w:r>
-        <w:t>Dear [Inspector / Reviewer Name],</w:t>
+        <w:t>Dear Inspector / Reviewer Name,</w:t>
       </w:r>
     </w:p>
     <w:p/>
@@ -6909,7 +6909,7 @@
     <w:p/>
     <w:p>
       <w:r>
-        <w:t>Dear [Student Name] and parent/guardian,</w:t>
+        <w:t>Dear Student Name and parent/guardian,</w:t>
       </w:r>
     </w:p>
     <w:p/>
@@ -6921,12 +6921,12 @@
     <w:p/>
     <w:p>
       <w:r>
-        <w:t>Final mark: [insert mark]</w:t>
+        <w:t>Final mark: Mark</w:t>
       </w:r>
     </w:p>
     <w:p>
       <w:r>
-        <w:t>Credit status: [Credit earned / Credit not earned]</w:t>
+        <w:t>Credit status: Credit earned / Credit not earned</w:t>
       </w:r>
     </w:p>
     <w:p>
@@ -6969,7 +6969,7 @@
     </w:p>
     <w:p>
       <w:r>
-        <w:t>[Principal / Teacher Name]</w:t>
+        <w:t>Principal / Teacher Name</w:t>
       </w:r>
     </w:p>
     <w:p/>
@@ -7057,7 +7057,7 @@
                 <w:b w:val="0"/>
                 <w:sz w:val="18"/>
               </w:rPr>
-              <w:t>Reminder: TAS2O consent forms are due by [date]. Students need completed forms before designated practical activities.</w:t>
+              <w:t>Reminder: TAS2O consent forms are due by date. Students need completed forms before designated practical activities.</w:t>
             </w:r>
           </w:p>
         </w:tc>
@@ -7091,7 +7091,7 @@
                 <w:b w:val="0"/>
                 <w:sz w:val="18"/>
               </w:rPr>
-              <w:t>Reminder: TAS2O safety quiz is due [date]. Passing safety requirements is required before tool-based work.</w:t>
+              <w:t>Reminder: TAS2O safety quiz is due date. Passing safety requirements is required before tool-based work.</w:t>
             </w:r>
           </w:p>
         </w:tc>
@@ -7159,7 +7159,7 @@
                 <w:b w:val="0"/>
                 <w:sz w:val="18"/>
               </w:rPr>
-              <w:t>Reminder: TAS2O portfolio checkpoint is [date]. Please include drafts, photos/screenshots, data, feedback, and reflection.</w:t>
+              <w:t>Reminder: TAS2O portfolio checkpoint is date. Please include drafts, photos/screenshots, data, feedback, and reflection.</w:t>
             </w:r>
           </w:p>
         </w:tc>
@@ -7193,7 +7193,7 @@
                 <w:b w:val="0"/>
                 <w:sz w:val="18"/>
               </w:rPr>
-              <w:t>Reminder: TAS2O Capstone Demo Day is [date/time]. Bring your prototype, portfolio, and presentation materials.</w:t>
+              <w:t>Reminder: TAS2O Capstone Demo Day is date/time. Bring your prototype, portfolio, and presentation materials.</w:t>
             </w:r>
           </w:p>
         </w:tc>
@@ -7227,7 +7227,7 @@
                 <w:b w:val="0"/>
                 <w:sz w:val="18"/>
               </w:rPr>
-              <w:t>Reminder: TAS2O make-up learning task [task name] is due [date]. Contact the teacher if support is needed.</w:t>
+              <w:t>Reminder: TAS2O make-up learning task Task name is due date. Contact the teacher if support is needed.</w:t>
             </w:r>
           </w:p>
         </w:tc>

--- a/07_Student_Communication_and_Showcase/TAS2O_Communication_Templates_Package_AI_Enhanced.docx
+++ b/07_Student_Communication_and_Showcase/TAS2O_Communication_Templates_Package_AI_Enhanced.docx
@@ -374,7 +374,7 @@
     </w:p>
     <w:p>
       <w:r>
-        <w:t>This package provides ready-to-edit communication templates for operating TAS2O as an OSSD credit course with hands-on technology, skilled trades exploration, AI-enhanced learning, safety controls, and project-based assessment. Templates should be customized using school letterhead, current dates, approved school policies, and the correct names of staff members.</w:t>
+        <w:t>This package provides ready-to-edit communication templates for operating TAS2O as an OSSD credit course with hands-on technology, skilled trades exploration, AI-enhanced learning, safety controls, and project-based assessment. Templates should be customized using school letterhead, current dates, approved school policies, and the correct names of staff members. It should also support school procedures for records, consent, privacy, attendance, and credit reporting so communication matches the administrative file set.</w:t>
       </w:r>
     </w:p>
     <w:p>
@@ -2476,12 +2476,7 @@
             <w:vAlign w:val="top"/>
           </w:tcPr>
           <w:p>
-            <w:r/>
-            <w:r>
-              <w:rPr>
-                <w:b w:val="0"/>
-                <w:sz w:val="18"/>
-              </w:rPr>
+            <w:r>
               <w:t>Final credit reporting notice</w:t>
             </w:r>
           </w:p>
@@ -2492,12 +2487,7 @@
             <w:vAlign w:val="top"/>
           </w:tcPr>
           <w:p>
-            <w:r/>
-            <w:r>
-              <w:rPr>
-                <w:b w:val="0"/>
-                <w:sz w:val="18"/>
-              </w:rPr>
+            <w:r>
               <w:t>Student, parent/guardian, OSR-holding school if applicable</w:t>
             </w:r>
           </w:p>
@@ -2508,13 +2498,8 @@
             <w:vAlign w:val="top"/>
           </w:tcPr>
           <w:p>
-            <w:r/>
-            <w:r>
-              <w:rPr>
-                <w:b w:val="0"/>
-                <w:sz w:val="18"/>
-              </w:rPr>
-              <w:t>After final grade approval</w:t>
+            <w:r>
+              <w:t>After final grade approval and credit filing</w:t>
             </w:r>
           </w:p>
         </w:tc>
@@ -2775,7 +2760,7 @@
     <w:p/>
     <w:p>
       <w:r>
-        <w:t>We are pleased to welcome students to TAS2O: Technology and the Skilled Trades, Grade 10, Open. This is a 1.0 credit OSSD course that develops practical problem-solving, engineering design, safe tool use, measurement, prototyping, quality control, sustainability awareness, and skilled trades pathway exploration.</w:t>
+        <w:t>We are pleased to welcome students to TAS2O: Technology and the Skilled Trades, Grade 10, Open. This is a 1.0 credit OSSD course that develops practical problem-solving, engineering design, safe tool use, measurement, prototyping, quality control, sustainability awareness, and skilled trades pathway exploration. Families should keep the course package, consent forms, and any student-record information aligned with school procedures and the OSR/OST process where applicable.</w:t>
       </w:r>
     </w:p>
     <w:p/>
@@ -2793,7 +2778,7 @@
     <w:p/>
     <w:p>
       <w:r>
-        <w:t>Please review the attached course outline, safety expectations, AI use expectations, and consent forms. Students must follow all safety directions and complete required safety training before participating in practical tool-based work.</w:t>
+        <w:t>Please review the attached course outline, safety expectations, AI use expectations, and consent forms. Students must follow all safety directions and complete required safety training before participating in practical tool-based work. Students must follow all safety directions and complete required safety training before participating in practical tool-based work. Where relevant, the school should also follow its student-record, reporting, and support procedures.</w:t>
       </w:r>
     </w:p>
     <w:p/>
@@ -3093,7 +3078,7 @@
     <w:p/>
     <w:p>
       <w:r>
-        <w:t>Your portfolio is important. It will contain your safety work, design ideas, CAD files or screenshots, measurement data, testing evidence, AI use logs, project photos, reflections, and final capstone evidence.</w:t>
+        <w:t>Your portfolio is important. It will contain your safety work, design ideas, CAD files or screenshots, measurement data, testing evidence, AI use logs, project photos, reflections, and final capstone evidence for the course evidence binder.</w:t>
       </w:r>
     </w:p>
     <w:p/>
@@ -3358,7 +3343,7 @@
     <w:p/>
     <w:p>
       <w:r>
-        <w:t>This is a reminder that your child is enrolled in TAS2O: Technology and the Skilled Trades. Because this course includes hands-on activities such as measurement, simple prototyping, low-voltage electronics, CAD, possible 3D printing, and classroom demonstrations, we require the signed Parent Consent and Practical Course Acknowledgement form before the student participates in designated practical activities.</w:t>
+        <w:t>This is a reminder that your child is enrolled in TAS2O: Technology and the Skilled Trades. Because this course includes hands-on activities such as measurement, simple prototyping, low-voltage electronics, CAD, possible 3D printing, and classroom demonstrations, we require the signed Parent Consent and Practical Course Acknowledgement form before the student participates in designated practical activities. If the form is not received, the student may need to wait before participating in designated practical or media-related activities. Attendance and make-up hours are tracked according to school procedure, and the school may request follow-up if participation falls below expected instructional time.</w:t>
       </w:r>
     </w:p>
     <w:p/>
@@ -4248,7 +4233,7 @@
     <w:p/>
     <w:p>
       <w:r>
-        <w:t>Please confirm student account access, teacher admin access where appropriate, privacy settings, network permissions, browser compatibility, and any required device restrictions.</w:t>
+        <w:t>Please confirm student account access, teacher admin access where appropriate, privacy settings, network permissions, browser compatibility, and any required device restrictions. This helps preserve communication, privacy, and student evidence in line with school procedures.</w:t>
       </w:r>
     </w:p>
     <w:p/>
@@ -4814,7 +4799,7 @@
     <w:p/>
     <w:p>
       <w:r>
-        <w:t>Our records show that we have not yet received the required Parent Consent / Safety Contract / Photo-Video Consent / other form for Student Name.</w:t>
+        <w:t>Our records show that we have not yet received the required Parent Consent / Safety Contract / Photo-Video Consent / other form for Student Name. If the form is not received, the student may need to wait before participating in designated practical or media-related activities.</w:t>
       </w:r>
     </w:p>
     <w:p/>
@@ -5972,7 +5957,7 @@
     <w:p/>
     <w:p>
       <w:r>
-        <w:t>Please record attendance, behaviour concerns, completed work, and any safety issues using the substitute teacher notes form.</w:t>
+        <w:t>Please record attendance, behaviour concerns, completed work, and any safety issues using the substitute teacher notes form. Please record attendance, behaviour concerns, completed work, make-up hours, and any safety issues using the substitute teacher notes form and the school attendance/record procedure.</w:t>
       </w:r>
     </w:p>
     <w:p/>
@@ -6594,7 +6579,7 @@
     <w:p/>
     <w:p>
       <w:r>
-        <w:t>Please find the TAS2O course package organized for review. The package includes course-level documentation, assessment plans, safety documentation, AI use controls, attendance and 110-hour evidence procedures, student evidence samples where available, and school-level supporting documents.</w:t>
+        <w:t>Please find the TAS2O course package organized for review. The package includes course-level documentation, assessment plans, safety documentation, AI use controls, attendance and 110-hour evidence procedures, student evidence samples where available, school-level supporting documents, and cross-references to OSR/OST and related student-record procedures where applicable.</w:t>
       </w:r>
     </w:p>
     <w:p/>
@@ -6952,7 +6937,7 @@
     <w:p/>
     <w:p>
       <w:r>
-        <w:t>If the student's OSR is maintained by another school, the final report card / credit result will be forwarded according to school procedure.</w:t>
+        <w:t>If the student's OSR is maintained by another school, the final report card / credit result will be forwarded according to school procedure. Community involvement and literacy-related support notes should be retained according to school procedure when applicable. Final grade approval should be completed before the credit result is forwarded.</w:t>
       </w:r>
     </w:p>
     <w:p/>
